--- a/submission/jpi/JPI_Declaration_of_Interest.docx
+++ b/submission/jpi/JPI_Declaration_of_Interest.docx
@@ -12,12 +12,12 @@
     </w:p>
     <w:p>
       <w:r>
-        <w:t>Jishan Islam Maruf declares that he has no known competing financial interests or personal relationships that could have appeared to influence the work reported in this paper.</w:t>
+        <w:t>Jishan Islam Maruf and Ishtiak Al Mamoon declare that they have no known competing financial interests or personal relationships that could have appeared to influence the work reported in this paper.</w:t>
       </w:r>
     </w:p>
     <w:p>
       <w:r>
-        <w:t>I have nothing to declare.</w:t>
+        <w:t>The authors have nothing to declare.</w:t>
       </w:r>
     </w:p>
     <w:sectPr>
